--- a/backend/templates/documents/notice.docx
+++ b/backend/templates/documents/notice.docx
@@ -590,13 +590,283 @@
         </w:rPr>
         <w:t>(№приказа или распоряжения)</w:t>
       </w:r>
+      <w:r>
+        <w:rPr>
+          <w:rFonts w:ascii="Times New Roman" w:eastAsia="Times New Roman" w:hAnsi="Times New Roman" w:cs="Times New Roman"/>
+          <w:lang w:eastAsia="ru-RU"/>
+        </w:rPr>
+        <w:t xml:space="preserve"> </w:t>
+      </w:r>
+      <w:r>
+        <w:rPr>
+          <w:rFonts w:ascii="Times New Roman" w:eastAsia="Times New Roman" w:hAnsi="Times New Roman" w:cs="Times New Roman"/>
+          <w:lang w:eastAsia="ru-RU"/>
+        </w:rPr>
+        <w:t>____________________</w:t>
+      </w:r>
+      <w:proofErr w:type="spellStart"/>
+      <w:r>
+        <w:rPr>
+          <w:rFonts w:ascii="Times New Roman" w:hAnsi="Times New Roman" w:cs="Times New Roman"/>
+          <w:u w:val="single"/>
+        </w:rPr>
+        <w:t>Езуб</w:t>
+      </w:r>
+      <w:proofErr w:type="spellEnd"/>
+      <w:r>
+        <w:rPr>
+          <w:rFonts w:ascii="Times New Roman" w:hAnsi="Times New Roman" w:cs="Times New Roman"/>
+          <w:u w:val="single"/>
+        </w:rPr>
+        <w:t xml:space="preserve"> Антон Сергеевич, </w:t>
+      </w:r>
+      <w:r>
+        <w:rPr>
+          <w:rFonts w:ascii="Times New Roman" w:hAnsi="Times New Roman" w:cs="Times New Roman"/>
+          <w:u w:val="single"/>
+        </w:rPr>
+        <w:t>руководитель организации</w:t>
+      </w:r>
+      <w:r>
+        <w:rPr>
+          <w:rFonts w:ascii="Times New Roman" w:eastAsia="Times New Roman" w:hAnsi="Times New Roman" w:cs="Times New Roman"/>
+          <w:lang w:eastAsia="ru-RU"/>
+        </w:rPr>
+        <w:t>_____________________</w:t>
+      </w:r>
+    </w:p>
+    <w:p>
+      <w:pPr>
+        <w:spacing w:after="0" w:line="240" w:lineRule="auto"/>
+        <w:rPr>
+          <w:rFonts w:ascii="Times New Roman" w:eastAsia="Times New Roman" w:hAnsi="Times New Roman" w:cs="Times New Roman"/>
+          <w:vertAlign w:val="superscript"/>
+          <w:lang w:eastAsia="ru-RU"/>
+        </w:rPr>
+      </w:pPr>
+      <w:r>
+        <w:rPr>
+          <w:noProof/>
+        </w:rPr>
+        <w:pict>
+          <v:shapetype id="_x0000_t75" coordsize="21600,21600" o:spt="75" o:preferrelative="t" path="m@4@5l@4@11@9@11@9@5xe" filled="f" stroked="f">
+            <v:stroke joinstyle="miter"/>
+            <v:formulas>
+              <v:f eqn="if lineDrawn pixelLineWidth 0"/>
+              <v:f eqn="sum @0 1 0"/>
+              <v:f eqn="sum 0 0 @1"/>
+              <v:f eqn="prod @2 1 2"/>
+              <v:f eqn="prod @3 21600 pixelWidth"/>
+              <v:f eqn="prod @3 21600 pixelHeight"/>
+              <v:f eqn="sum @0 0 1"/>
+              <v:f eqn="prod @6 1 2"/>
+              <v:f eqn="prod @7 21600 pixelWidth"/>
+              <v:f eqn="sum @8 21600 0"/>
+              <v:f eqn="prod @7 21600 pixelHeight"/>
+              <v:f eqn="sum @10 21600 0"/>
+            </v:formulas>
+            <v:path o:extrusionok="f" gradientshapeok="t" o:connecttype="rect"/>
+            <o:lock v:ext="edit" aspectratio="t"/>
+          </v:shapetype>
+          <v:shape id="_x0000_s1027" type="#_x0000_t75" style="position:absolute;margin-left:224.9pt;margin-top:3.5pt;width:127.7pt;height:43.2pt;z-index:251659264;mso-position-horizontal-relative:text;mso-position-vertical-relative:text;mso-width-relative:page;mso-height-relative:page">
+            <v:imagedata r:id="rId5" o:title="Подпись Езуб"/>
+          </v:shape>
+        </w:pict>
+      </w:r>
+      <w:r>
+        <w:rPr>
+          <w:rFonts w:ascii="Times New Roman" w:eastAsia="Times New Roman" w:hAnsi="Times New Roman" w:cs="Times New Roman"/>
+          <w:vertAlign w:val="superscript"/>
+          <w:lang w:eastAsia="ru-RU"/>
+        </w:rPr>
+        <w:t xml:space="preserve">                                                                                                                   (</w:t>
+      </w:r>
+      <w:proofErr w:type="spellStart"/>
+      <w:r>
+        <w:rPr>
+          <w:rFonts w:ascii="Times New Roman" w:eastAsia="Times New Roman" w:hAnsi="Times New Roman" w:cs="Times New Roman"/>
+          <w:vertAlign w:val="superscript"/>
+          <w:lang w:eastAsia="ru-RU"/>
+        </w:rPr>
+        <w:t>ф.и.о.</w:t>
+      </w:r>
+      <w:proofErr w:type="spellEnd"/>
+      <w:r>
+        <w:rPr>
+          <w:rFonts w:ascii="Times New Roman" w:eastAsia="Times New Roman" w:hAnsi="Times New Roman" w:cs="Times New Roman"/>
+          <w:vertAlign w:val="superscript"/>
+          <w:lang w:eastAsia="ru-RU"/>
+        </w:rPr>
+        <w:t xml:space="preserve"> должность)</w:t>
+      </w:r>
+    </w:p>
+    <w:p>
+      <w:pPr>
+        <w:spacing w:after="0" w:line="240" w:lineRule="auto"/>
+        <w:rPr>
+          <w:rFonts w:ascii="Times New Roman" w:eastAsia="Times New Roman" w:hAnsi="Times New Roman" w:cs="Times New Roman"/>
+          <w:lang w:eastAsia="ru-RU"/>
+        </w:rPr>
+      </w:pPr>
+    </w:p>
+    <w:p>
+      <w:pPr>
+        <w:spacing w:after="0" w:line="240" w:lineRule="auto"/>
+        <w:outlineLvl w:val="0"/>
+        <w:rPr>
+          <w:rFonts w:ascii="Times New Roman" w:eastAsia="Times New Roman" w:hAnsi="Times New Roman" w:cs="Times New Roman"/>
+          <w:lang w:eastAsia="ru-RU"/>
+        </w:rPr>
+      </w:pPr>
       <w:bookmarkStart w:id="0" w:name="_GoBack"/>
+      <w:r>
+        <w:rPr>
+          <w:noProof/>
+        </w:rPr>
+        <w:pict>
+          <v:shape id="_x0000_s1028" type="#_x0000_t75" style="position:absolute;margin-left:91.2pt;margin-top:6.15pt;width:138.75pt;height:138.75pt;z-index:251661312;mso-position-horizontal-relative:text;mso-position-vertical-relative:text;mso-width-relative:page;mso-height-relative:page">
+            <v:imagedata r:id="rId6" o:title="Печать Езуб"/>
+          </v:shape>
+        </w:pict>
+      </w:r>
       <w:bookmarkEnd w:id="0"/>
       <w:r>
         <w:rPr>
           <w:rFonts w:ascii="Times New Roman" w:eastAsia="Times New Roman" w:hAnsi="Times New Roman" w:cs="Times New Roman"/>
           <w:lang w:eastAsia="ru-RU"/>
         </w:rPr>
+        <w:t xml:space="preserve">Администрация </w:t>
+      </w:r>
+      <w:r>
+        <w:rPr>
+          <w:rFonts w:ascii="Times New Roman" w:eastAsia="Times New Roman" w:hAnsi="Times New Roman" w:cs="Times New Roman"/>
+          <w:lang w:eastAsia="ru-RU"/>
+        </w:rPr>
+        <w:t>предприятия</w:t>
+      </w:r>
+      <w:r>
+        <w:rPr>
+          <w:rFonts w:ascii="Times New Roman" w:eastAsia="Times New Roman" w:hAnsi="Times New Roman" w:cs="Times New Roman"/>
+          <w:lang w:eastAsia="ru-RU"/>
+        </w:rPr>
+        <w:t xml:space="preserve"> (</w:t>
+      </w:r>
+      <w:r>
+        <w:rPr>
+          <w:rFonts w:ascii="Times New Roman" w:eastAsia="Times New Roman" w:hAnsi="Times New Roman" w:cs="Times New Roman"/>
+          <w:lang w:eastAsia="ru-RU"/>
+        </w:rPr>
+        <w:t>организации</w:t>
+      </w:r>
+      <w:r>
+        <w:rPr>
+          <w:rFonts w:ascii="Times New Roman" w:eastAsia="Times New Roman" w:hAnsi="Times New Roman" w:cs="Times New Roman"/>
+          <w:lang w:eastAsia="ru-RU"/>
+        </w:rPr>
+        <w:t>) _</w:t>
+      </w:r>
+      <w:r>
+        <w:rPr>
+          <w:rFonts w:ascii="Times New Roman" w:eastAsia="Times New Roman" w:hAnsi="Times New Roman" w:cs="Times New Roman"/>
+          <w:lang w:eastAsia="ru-RU"/>
+        </w:rPr>
+        <w:t>_____________________</w:t>
+      </w:r>
+      <w:r>
+        <w:rPr>
+          <w:rFonts w:ascii="Times New Roman" w:eastAsia="Times New Roman" w:hAnsi="Times New Roman" w:cs="Times New Roman"/>
+          <w:lang w:eastAsia="ru-RU"/>
+        </w:rPr>
+        <w:t>_</w:t>
+      </w:r>
+      <w:r>
+        <w:rPr>
+          <w:rFonts w:ascii="Times New Roman" w:eastAsia="Times New Roman" w:hAnsi="Times New Roman" w:cs="Times New Roman"/>
+          <w:lang w:eastAsia="ru-RU"/>
+        </w:rPr>
+        <w:t xml:space="preserve">     </w:t>
+      </w:r>
+      <w:r>
+        <w:rPr>
+          <w:rFonts w:ascii="Times New Roman" w:eastAsia="Times New Roman" w:hAnsi="Times New Roman" w:cs="Times New Roman"/>
+          <w:lang w:eastAsia="ru-RU"/>
+        </w:rPr>
+        <w:t>_</w:t>
+      </w:r>
+      <w:proofErr w:type="spellStart"/>
+      <w:r>
+        <w:rPr>
+          <w:rFonts w:ascii="Times New Roman" w:eastAsia="Times New Roman" w:hAnsi="Times New Roman" w:cs="Times New Roman"/>
+          <w:u w:val="single"/>
+          <w:lang w:eastAsia="ru-RU"/>
+        </w:rPr>
+        <w:t>Езуб</w:t>
+      </w:r>
+      <w:proofErr w:type="spellEnd"/>
+      <w:r>
+        <w:rPr>
+          <w:rFonts w:ascii="Times New Roman" w:eastAsia="Times New Roman" w:hAnsi="Times New Roman" w:cs="Times New Roman"/>
+          <w:u w:val="single"/>
+          <w:lang w:eastAsia="ru-RU"/>
+        </w:rPr>
+        <w:t xml:space="preserve"> А.С.</w:t>
+      </w:r>
+      <w:r>
+        <w:rPr>
+          <w:rFonts w:ascii="Times New Roman" w:eastAsia="Times New Roman" w:hAnsi="Times New Roman" w:cs="Times New Roman"/>
+          <w:lang w:eastAsia="ru-RU"/>
+        </w:rPr>
+        <w:t>____</w:t>
+      </w:r>
+      <w:r>
+        <w:rPr>
+          <w:rFonts w:ascii="Times New Roman" w:eastAsia="Times New Roman" w:hAnsi="Times New Roman" w:cs="Times New Roman"/>
+          <w:lang w:eastAsia="ru-RU"/>
+        </w:rPr>
+        <w:t>__</w:t>
+      </w:r>
+    </w:p>
+    <w:p>
+      <w:pPr>
+        <w:spacing w:after="0" w:line="240" w:lineRule="auto"/>
+        <w:rPr>
+          <w:rFonts w:ascii="Times New Roman" w:eastAsia="Times New Roman" w:hAnsi="Times New Roman" w:cs="Times New Roman"/>
+          <w:lang w:eastAsia="ru-RU"/>
+        </w:rPr>
+      </w:pPr>
+      <w:r>
+        <w:rPr>
+          <w:rFonts w:ascii="Times New Roman" w:eastAsia="Times New Roman" w:hAnsi="Times New Roman" w:cs="Times New Roman"/>
+          <w:lang w:eastAsia="ru-RU"/>
+        </w:rPr>
+        <w:t xml:space="preserve">                                                              </w:t>
+      </w:r>
+      <w:r>
+        <w:rPr>
+          <w:rFonts w:ascii="Times New Roman" w:eastAsia="Times New Roman" w:hAnsi="Times New Roman" w:cs="Times New Roman"/>
+          <w:lang w:eastAsia="ru-RU"/>
+        </w:rPr>
+        <w:t xml:space="preserve">                           </w:t>
+      </w:r>
+      <w:r>
+        <w:rPr>
+          <w:rFonts w:ascii="Times New Roman" w:eastAsia="Times New Roman" w:hAnsi="Times New Roman" w:cs="Times New Roman"/>
+          <w:lang w:eastAsia="ru-RU"/>
+        </w:rPr>
+        <w:t xml:space="preserve">  (подпись)    </w:t>
+      </w:r>
+      <w:r>
+        <w:rPr>
+          <w:rFonts w:ascii="Times New Roman" w:eastAsia="Times New Roman" w:hAnsi="Times New Roman" w:cs="Times New Roman"/>
+          <w:lang w:eastAsia="ru-RU"/>
+        </w:rPr>
+        <w:t xml:space="preserve">         </w:t>
+      </w:r>
+      <w:r>
+        <w:rPr>
+          <w:rFonts w:ascii="Times New Roman" w:eastAsia="Times New Roman" w:hAnsi="Times New Roman" w:cs="Times New Roman"/>
+          <w:lang w:eastAsia="ru-RU"/>
+        </w:rPr>
         <w:t xml:space="preserve"> </w:t>
       </w:r>
       <w:r>
@@ -604,123 +874,69 @@
           <w:rFonts w:ascii="Times New Roman" w:eastAsia="Times New Roman" w:hAnsi="Times New Roman" w:cs="Times New Roman"/>
           <w:lang w:eastAsia="ru-RU"/>
         </w:rPr>
-        <w:t>____________________</w:t>
+        <w:t xml:space="preserve">      </w:t>
+      </w:r>
+      <w:r>
+        <w:rPr>
+          <w:rFonts w:ascii="Times New Roman" w:eastAsia="Times New Roman" w:hAnsi="Times New Roman" w:cs="Times New Roman"/>
+          <w:lang w:eastAsia="ru-RU"/>
+        </w:rPr>
+        <w:t xml:space="preserve">    </w:t>
+      </w:r>
+      <w:r>
+        <w:rPr>
+          <w:rFonts w:ascii="Times New Roman" w:eastAsia="Times New Roman" w:hAnsi="Times New Roman" w:cs="Times New Roman"/>
+          <w:lang w:eastAsia="ru-RU"/>
+        </w:rPr>
+        <w:t>(</w:t>
       </w:r>
       <w:proofErr w:type="spellStart"/>
       <w:r>
         <w:rPr>
-          <w:rFonts w:ascii="Times New Roman" w:hAnsi="Times New Roman" w:cs="Times New Roman"/>
-          <w:u w:val="single"/>
-        </w:rPr>
-        <w:t>Езуб</w:t>
+          <w:rFonts w:ascii="Times New Roman" w:eastAsia="Times New Roman" w:hAnsi="Times New Roman" w:cs="Times New Roman"/>
+          <w:lang w:eastAsia="ru-RU"/>
+        </w:rPr>
+        <w:t>ф.и.</w:t>
+      </w:r>
+      <w:proofErr w:type="gramStart"/>
+      <w:r>
+        <w:rPr>
+          <w:rFonts w:ascii="Times New Roman" w:eastAsia="Times New Roman" w:hAnsi="Times New Roman" w:cs="Times New Roman"/>
+          <w:lang w:eastAsia="ru-RU"/>
+        </w:rPr>
+        <w:t>о</w:t>
+      </w:r>
+      <w:proofErr w:type="gramEnd"/>
+      <w:r>
+        <w:rPr>
+          <w:rFonts w:ascii="Times New Roman" w:eastAsia="Times New Roman" w:hAnsi="Times New Roman" w:cs="Times New Roman"/>
+          <w:lang w:eastAsia="ru-RU"/>
+        </w:rPr>
+        <w:t>.</w:t>
       </w:r>
       <w:proofErr w:type="spellEnd"/>
       <w:r>
         <w:rPr>
-          <w:rFonts w:ascii="Times New Roman" w:hAnsi="Times New Roman" w:cs="Times New Roman"/>
-          <w:u w:val="single"/>
-        </w:rPr>
-        <w:t xml:space="preserve"> Антон Сергеевич, </w:t>
-      </w:r>
-      <w:r>
-        <w:rPr>
-          <w:rFonts w:ascii="Times New Roman" w:hAnsi="Times New Roman" w:cs="Times New Roman"/>
-          <w:u w:val="single"/>
-        </w:rPr>
-        <w:t>руководитель организации</w:t>
-      </w:r>
-      <w:r>
-        <w:rPr>
-          <w:rFonts w:ascii="Times New Roman" w:eastAsia="Times New Roman" w:hAnsi="Times New Roman" w:cs="Times New Roman"/>
-          <w:lang w:eastAsia="ru-RU"/>
-        </w:rPr>
-        <w:t>_____________________</w:t>
-      </w:r>
-    </w:p>
-    <w:p>
-      <w:pPr>
-        <w:spacing w:after="0" w:line="240" w:lineRule="auto"/>
-        <w:rPr>
-          <w:rFonts w:ascii="Times New Roman" w:eastAsia="Times New Roman" w:hAnsi="Times New Roman" w:cs="Times New Roman"/>
-          <w:vertAlign w:val="superscript"/>
-          <w:lang w:eastAsia="ru-RU"/>
-        </w:rPr>
-      </w:pPr>
-      <w:r>
-        <w:rPr>
-          <w:rFonts w:ascii="Times New Roman" w:eastAsia="Times New Roman" w:hAnsi="Times New Roman" w:cs="Times New Roman"/>
-          <w:vertAlign w:val="superscript"/>
-          <w:lang w:eastAsia="ru-RU"/>
-        </w:rPr>
-        <w:t xml:space="preserve">                                                                                                                   (ф.и.о. должность)</w:t>
-      </w:r>
-    </w:p>
-    <w:p>
-      <w:pPr>
-        <w:spacing w:after="0" w:line="240" w:lineRule="auto"/>
-        <w:rPr>
-          <w:rFonts w:ascii="Times New Roman" w:eastAsia="Times New Roman" w:hAnsi="Times New Roman" w:cs="Times New Roman"/>
-          <w:lang w:eastAsia="ru-RU"/>
-        </w:rPr>
-      </w:pPr>
-    </w:p>
-    <w:p>
-      <w:pPr>
-        <w:spacing w:after="0" w:line="240" w:lineRule="auto"/>
-        <w:outlineLvl w:val="0"/>
-        <w:rPr>
-          <w:rFonts w:ascii="Times New Roman" w:eastAsia="Times New Roman" w:hAnsi="Times New Roman" w:cs="Times New Roman"/>
-          <w:lang w:eastAsia="ru-RU"/>
-        </w:rPr>
-      </w:pPr>
-      <w:r>
-        <w:rPr>
-          <w:rFonts w:ascii="Times New Roman" w:eastAsia="Times New Roman" w:hAnsi="Times New Roman" w:cs="Times New Roman"/>
-          <w:lang w:eastAsia="ru-RU"/>
-        </w:rPr>
-        <w:t xml:space="preserve">Администрация </w:t>
-      </w:r>
-      <w:r>
-        <w:rPr>
-          <w:rFonts w:ascii="Times New Roman" w:eastAsia="Times New Roman" w:hAnsi="Times New Roman" w:cs="Times New Roman"/>
-          <w:lang w:eastAsia="ru-RU"/>
-        </w:rPr>
-        <w:t>предприятия</w:t>
-      </w:r>
-      <w:r>
-        <w:rPr>
-          <w:rFonts w:ascii="Times New Roman" w:eastAsia="Times New Roman" w:hAnsi="Times New Roman" w:cs="Times New Roman"/>
-          <w:lang w:eastAsia="ru-RU"/>
-        </w:rPr>
-        <w:t xml:space="preserve"> (</w:t>
-      </w:r>
-      <w:r>
-        <w:rPr>
-          <w:rFonts w:ascii="Times New Roman" w:eastAsia="Times New Roman" w:hAnsi="Times New Roman" w:cs="Times New Roman"/>
-          <w:lang w:eastAsia="ru-RU"/>
-        </w:rPr>
-        <w:t>организации</w:t>
-      </w:r>
-      <w:r>
-        <w:rPr>
-          <w:rFonts w:ascii="Times New Roman" w:eastAsia="Times New Roman" w:hAnsi="Times New Roman" w:cs="Times New Roman"/>
-          <w:lang w:eastAsia="ru-RU"/>
-        </w:rPr>
-        <w:t>) _</w:t>
-      </w:r>
-      <w:r>
-        <w:rPr>
-          <w:rFonts w:ascii="Times New Roman" w:eastAsia="Times New Roman" w:hAnsi="Times New Roman" w:cs="Times New Roman"/>
-          <w:lang w:eastAsia="ru-RU"/>
-        </w:rPr>
-        <w:t>_____________________</w:t>
-      </w:r>
-      <w:r>
-        <w:rPr>
-          <w:rFonts w:ascii="Times New Roman" w:eastAsia="Times New Roman" w:hAnsi="Times New Roman" w:cs="Times New Roman"/>
-          <w:lang w:eastAsia="ru-RU"/>
-        </w:rPr>
-        <w:t>_</w:t>
+          <w:rFonts w:ascii="Times New Roman" w:eastAsia="Times New Roman" w:hAnsi="Times New Roman" w:cs="Times New Roman"/>
+          <w:lang w:eastAsia="ru-RU"/>
+        </w:rPr>
+        <w:t>)</w:t>
+      </w:r>
+    </w:p>
+    <w:p>
+      <w:pPr>
+        <w:spacing w:after="0" w:line="240" w:lineRule="auto"/>
+        <w:rPr>
+          <w:rFonts w:ascii="Times New Roman" w:eastAsia="Times New Roman" w:hAnsi="Times New Roman" w:cs="Times New Roman"/>
+          <w:lang w:eastAsia="ru-RU"/>
+        </w:rPr>
+      </w:pPr>
+      <w:r>
+        <w:rPr>
+          <w:rFonts w:ascii="Times New Roman" w:eastAsia="Times New Roman" w:hAnsi="Times New Roman" w:cs="Times New Roman"/>
+          <w:lang w:eastAsia="ru-RU"/>
+        </w:rPr>
+        <w:t>Студент</w:t>
       </w:r>
       <w:r>
         <w:rPr>
@@ -734,159 +950,7 @@
           <w:rFonts w:ascii="Times New Roman" w:eastAsia="Times New Roman" w:hAnsi="Times New Roman" w:cs="Times New Roman"/>
           <w:lang w:eastAsia="ru-RU"/>
         </w:rPr>
-        <w:t>_</w:t>
-      </w:r>
-      <w:proofErr w:type="spellStart"/>
-      <w:r>
-        <w:rPr>
-          <w:rFonts w:ascii="Times New Roman" w:eastAsia="Times New Roman" w:hAnsi="Times New Roman" w:cs="Times New Roman"/>
-          <w:u w:val="single"/>
-          <w:lang w:eastAsia="ru-RU"/>
-        </w:rPr>
-        <w:t>Езуб</w:t>
-      </w:r>
-      <w:proofErr w:type="spellEnd"/>
-      <w:r>
-        <w:rPr>
-          <w:rFonts w:ascii="Times New Roman" w:eastAsia="Times New Roman" w:hAnsi="Times New Roman" w:cs="Times New Roman"/>
-          <w:u w:val="single"/>
-          <w:lang w:eastAsia="ru-RU"/>
-        </w:rPr>
-        <w:t xml:space="preserve"> А.С.</w:t>
-      </w:r>
-      <w:r>
-        <w:rPr>
-          <w:rFonts w:ascii="Times New Roman" w:eastAsia="Times New Roman" w:hAnsi="Times New Roman" w:cs="Times New Roman"/>
-          <w:lang w:eastAsia="ru-RU"/>
-        </w:rPr>
-        <w:t>____</w:t>
-      </w:r>
-      <w:r>
-        <w:rPr>
-          <w:rFonts w:ascii="Times New Roman" w:eastAsia="Times New Roman" w:hAnsi="Times New Roman" w:cs="Times New Roman"/>
-          <w:lang w:eastAsia="ru-RU"/>
-        </w:rPr>
-        <w:t>__</w:t>
-      </w:r>
-    </w:p>
-    <w:p>
-      <w:pPr>
-        <w:spacing w:after="0" w:line="240" w:lineRule="auto"/>
-        <w:rPr>
-          <w:rFonts w:ascii="Times New Roman" w:eastAsia="Times New Roman" w:hAnsi="Times New Roman" w:cs="Times New Roman"/>
-          <w:lang w:eastAsia="ru-RU"/>
-        </w:rPr>
-      </w:pPr>
-      <w:r>
-        <w:rPr>
-          <w:rFonts w:ascii="Times New Roman" w:eastAsia="Times New Roman" w:hAnsi="Times New Roman" w:cs="Times New Roman"/>
-          <w:lang w:eastAsia="ru-RU"/>
-        </w:rPr>
-        <w:t xml:space="preserve">                                                              </w:t>
-      </w:r>
-      <w:r>
-        <w:rPr>
-          <w:rFonts w:ascii="Times New Roman" w:eastAsia="Times New Roman" w:hAnsi="Times New Roman" w:cs="Times New Roman"/>
-          <w:lang w:eastAsia="ru-RU"/>
-        </w:rPr>
-        <w:t xml:space="preserve">                           </w:t>
-      </w:r>
-      <w:r>
-        <w:rPr>
-          <w:rFonts w:ascii="Times New Roman" w:eastAsia="Times New Roman" w:hAnsi="Times New Roman" w:cs="Times New Roman"/>
-          <w:lang w:eastAsia="ru-RU"/>
-        </w:rPr>
-        <w:t xml:space="preserve">  (подпись)    </w:t>
-      </w:r>
-      <w:r>
-        <w:rPr>
-          <w:rFonts w:ascii="Times New Roman" w:eastAsia="Times New Roman" w:hAnsi="Times New Roman" w:cs="Times New Roman"/>
-          <w:lang w:eastAsia="ru-RU"/>
-        </w:rPr>
-        <w:t xml:space="preserve">         </w:t>
-      </w:r>
-      <w:r>
-        <w:rPr>
-          <w:rFonts w:ascii="Times New Roman" w:eastAsia="Times New Roman" w:hAnsi="Times New Roman" w:cs="Times New Roman"/>
-          <w:lang w:eastAsia="ru-RU"/>
-        </w:rPr>
-        <w:t xml:space="preserve"> </w:t>
-      </w:r>
-      <w:r>
-        <w:rPr>
-          <w:rFonts w:ascii="Times New Roman" w:eastAsia="Times New Roman" w:hAnsi="Times New Roman" w:cs="Times New Roman"/>
-          <w:lang w:eastAsia="ru-RU"/>
-        </w:rPr>
-        <w:t xml:space="preserve">      </w:t>
-      </w:r>
-      <w:r>
-        <w:rPr>
-          <w:rFonts w:ascii="Times New Roman" w:eastAsia="Times New Roman" w:hAnsi="Times New Roman" w:cs="Times New Roman"/>
-          <w:lang w:eastAsia="ru-RU"/>
-        </w:rPr>
-        <w:t xml:space="preserve">    </w:t>
-      </w:r>
-      <w:r>
-        <w:rPr>
-          <w:rFonts w:ascii="Times New Roman" w:eastAsia="Times New Roman" w:hAnsi="Times New Roman" w:cs="Times New Roman"/>
-          <w:lang w:eastAsia="ru-RU"/>
-        </w:rPr>
-        <w:t>(</w:t>
-      </w:r>
-      <w:proofErr w:type="spellStart"/>
-      <w:r>
-        <w:rPr>
-          <w:rFonts w:ascii="Times New Roman" w:eastAsia="Times New Roman" w:hAnsi="Times New Roman" w:cs="Times New Roman"/>
-          <w:lang w:eastAsia="ru-RU"/>
-        </w:rPr>
-        <w:t>ф.и.</w:t>
-      </w:r>
-      <w:proofErr w:type="gramStart"/>
-      <w:r>
-        <w:rPr>
-          <w:rFonts w:ascii="Times New Roman" w:eastAsia="Times New Roman" w:hAnsi="Times New Roman" w:cs="Times New Roman"/>
-          <w:lang w:eastAsia="ru-RU"/>
-        </w:rPr>
-        <w:t>о</w:t>
-      </w:r>
-      <w:proofErr w:type="gramEnd"/>
-      <w:r>
-        <w:rPr>
-          <w:rFonts w:ascii="Times New Roman" w:eastAsia="Times New Roman" w:hAnsi="Times New Roman" w:cs="Times New Roman"/>
-          <w:lang w:eastAsia="ru-RU"/>
-        </w:rPr>
-        <w:t>.</w:t>
-      </w:r>
-      <w:proofErr w:type="spellEnd"/>
-      <w:r>
-        <w:rPr>
-          <w:rFonts w:ascii="Times New Roman" w:eastAsia="Times New Roman" w:hAnsi="Times New Roman" w:cs="Times New Roman"/>
-          <w:lang w:eastAsia="ru-RU"/>
-        </w:rPr>
-        <w:t>)</w:t>
-      </w:r>
-    </w:p>
-    <w:p>
-      <w:pPr>
-        <w:spacing w:after="0" w:line="240" w:lineRule="auto"/>
-        <w:rPr>
-          <w:rFonts w:ascii="Times New Roman" w:eastAsia="Times New Roman" w:hAnsi="Times New Roman" w:cs="Times New Roman"/>
-          <w:lang w:eastAsia="ru-RU"/>
-        </w:rPr>
-      </w:pPr>
-      <w:r>
-        <w:rPr>
-          <w:rFonts w:ascii="Times New Roman" w:eastAsia="Times New Roman" w:hAnsi="Times New Roman" w:cs="Times New Roman"/>
-          <w:lang w:eastAsia="ru-RU"/>
-        </w:rPr>
-        <w:t>Студент</w:t>
-      </w:r>
-      <w:r>
-        <w:rPr>
-          <w:rFonts w:ascii="Times New Roman" w:eastAsia="Times New Roman" w:hAnsi="Times New Roman" w:cs="Times New Roman"/>
-          <w:lang w:eastAsia="ru-RU"/>
-        </w:rPr>
-        <w:t xml:space="preserve">     __________________</w:t>
+        <w:t xml:space="preserve">                                    </w:t>
       </w:r>
       <w:r>
         <w:rPr>

--- a/backend/templates/documents/notice.docx
+++ b/backend/templates/documents/notice.docx
@@ -1,6 +1,6 @@
 
 <file path=word/document.xml><?xml version="1.0" encoding="utf-8"?>
-<w:document xmlns:wpc="http://schemas.microsoft.com/office/word/2010/wordprocessingCanvas" xmlns:cx="http://schemas.microsoft.com/office/drawing/2014/chartex" xmlns:cx1="http://schemas.microsoft.com/office/drawing/2015/9/8/chartex" xmlns:cx2="http://schemas.microsoft.com/office/drawing/2015/10/21/chartex" xmlns:cx3="http://schemas.microsoft.com/office/drawing/2016/5/9/chartex" xmlns:cx4="http://schemas.microsoft.com/office/drawing/2016/5/10/chartex" xmlns:cx5="http://schemas.microsoft.com/office/drawing/2016/5/11/chartex" xmlns:cx6="http://schemas.microsoft.com/office/drawing/2016/5/12/chartex" xmlns:cx7="http://schemas.microsoft.com/office/drawing/2016/5/13/chartex" xmlns:cx8="http://schemas.microsoft.com/office/drawing/2016/5/14/chartex" xmlns:mc="http://schemas.openxmlformats.org/markup-compatibility/2006" xmlns:aink="http://schemas.microsoft.com/office/drawing/2016/ink" xmlns:am3d="http://schemas.microsoft.com/office/drawing/2017/model3d" xmlns:o="urn:schemas-microsoft-com:office:office" xmlns:oel="http://schemas.microsoft.com/office/2019/extlst" xmlns:r="http://schemas.openxmlformats.org/officeDocument/2006/relationships" xmlns:m="http://schemas.openxmlformats.org/officeDocument/2006/math" xmlns:v="urn:schemas-microsoft-com:vml" xmlns:wp14="http://schemas.microsoft.com/office/word/2010/wordprocessingDrawing" xmlns:wp="http://schemas.openxmlformats.org/drawingml/2006/wordprocessingDrawing" xmlns:w10="urn:schemas-microsoft-com:office:word" xmlns:w="http://schemas.openxmlformats.org/wordprocessingml/2006/main" xmlns:w14="http://schemas.microsoft.com/office/word/2010/wordml" xmlns:w15="http://schemas.microsoft.com/office/word/2012/wordml" xmlns:w16cex="http://schemas.microsoft.com/office/word/2018/wordml/cex" xmlns:w16cid="http://schemas.microsoft.com/office/word/2016/wordml/cid" xmlns:w16="http://schemas.microsoft.com/office/word/2018/wordml" xmlns:w16du="http://schemas.microsoft.com/office/word/2023/wordml/word16du" xmlns:w16sdtdh="http://schemas.microsoft.com/office/word/2020/wordml/sdtdatahash" xmlns:w16sdtfl="http://schemas.microsoft.com/office/word/2024/wordml/sdtformatlock" xmlns:w16se="http://schemas.microsoft.com/office/word/2015/wordml/symex" xmlns:wpg="http://schemas.microsoft.com/office/word/2010/wordprocessingGroup" xmlns:wpi="http://schemas.microsoft.com/office/word/2010/wordprocessingInk" xmlns:wne="http://schemas.microsoft.com/office/word/2006/wordml" xmlns:wps="http://schemas.microsoft.com/office/word/2010/wordprocessingShape" mc:Ignorable="w14 w15 w16se w16cid w16 w16cex w16sdtdh w16sdtfl w16du wp14">
+<w:document xmlns:wpc="http://schemas.microsoft.com/office/word/2010/wordprocessingCanvas" xmlns:cx="http://schemas.microsoft.com/office/drawing/2014/chartex" xmlns:cx1="http://schemas.microsoft.com/office/drawing/2015/9/8/chartex" xmlns:cx2="http://schemas.microsoft.com/office/drawing/2015/10/21/chartex" xmlns:cx3="http://schemas.microsoft.com/office/drawing/2016/5/9/chartex" xmlns:cx4="http://schemas.microsoft.com/office/drawing/2016/5/10/chartex" xmlns:cx5="http://schemas.microsoft.com/office/drawing/2016/5/11/chartex" xmlns:cx6="http://schemas.microsoft.com/office/drawing/2016/5/12/chartex" xmlns:cx7="http://schemas.microsoft.com/office/drawing/2016/5/13/chartex" xmlns:cx8="http://schemas.microsoft.com/office/drawing/2016/5/14/chartex" xmlns:mc="http://schemas.openxmlformats.org/markup-compatibility/2006" xmlns:aink="http://schemas.microsoft.com/office/drawing/2016/ink" xmlns:am3d="http://schemas.microsoft.com/office/drawing/2017/model3d" xmlns:o="urn:schemas-microsoft-com:office:office" xmlns:oel="http://schemas.microsoft.com/office/2019/extlst" xmlns:r="http://schemas.openxmlformats.org/officeDocument/2006/relationships" xmlns:m="http://schemas.openxmlformats.org/officeDocument/2006/math" xmlns:v="urn:schemas-microsoft-com:vml" xmlns:wp14="http://schemas.microsoft.com/office/word/2010/wordprocessingDrawing" xmlns:wp="http://schemas.openxmlformats.org/drawingml/2006/wordprocessingDrawing" xmlns:w10="urn:schemas-microsoft-com:office:word" xmlns:w="http://schemas.openxmlformats.org/wordprocessingml/2006/main" xmlns:w14="http://schemas.microsoft.com/office/word/2010/wordml" xmlns:w15="http://schemas.microsoft.com/office/word/2012/wordml" xmlns:w16cei="http://schemas.microsoft.com/office/word/2026/wordml/cei" xmlns:w16cex="http://schemas.microsoft.com/office/word/2018/wordml/cex" xmlns:w16cid="http://schemas.microsoft.com/office/word/2016/wordml/cid" xmlns:w16="http://schemas.microsoft.com/office/word/2018/wordml" xmlns:w16du="http://schemas.microsoft.com/office/word/2023/wordml/word16du" xmlns:w16sdtdh="http://schemas.microsoft.com/office/word/2020/wordml/sdtdatahash" xmlns:w16sdtfl="http://schemas.microsoft.com/office/word/2024/wordml/sdtformatlock" xmlns:w16se="http://schemas.microsoft.com/office/word/2015/wordml/symex" xmlns:wpg="http://schemas.microsoft.com/office/word/2010/wordprocessingGroup" xmlns:wpi="http://schemas.microsoft.com/office/word/2010/wordprocessingInk" xmlns:wne="http://schemas.microsoft.com/office/word/2006/wordml" xmlns:wps="http://schemas.microsoft.com/office/word/2010/wordprocessingShape" mc:Ignorable="w14 w15 w16se w16cid w16 w16cex w16sdtdh w16sdtfl w16du wp14">
   <w:body>
     <w:p>
       <w:pPr>
@@ -431,40 +431,51 @@
           <w:rFonts w:ascii="Times New Roman" w:eastAsia="Times New Roman" w:hAnsi="Times New Roman" w:cs="Times New Roman"/>
           <w:lang w:eastAsia="ru-RU"/>
         </w:rPr>
-        <w:t xml:space="preserve">Приступил к прохождению практики в </w:t>
-      </w:r>
-      <w:r>
-        <w:rPr>
-          <w:rFonts w:ascii="Times New Roman" w:eastAsia="Times New Roman" w:hAnsi="Times New Roman" w:cs="Times New Roman"/>
-          <w:highlight w:val="yellow"/>
-          <w:lang w:eastAsia="ru-RU"/>
-        </w:rPr>
-        <w:t>_________</w:t>
-      </w:r>
-      <w:r>
-        <w:rPr>
-          <w:rFonts w:ascii="Times New Roman" w:eastAsia="Times New Roman" w:hAnsi="Times New Roman" w:cs="Times New Roman"/>
-          <w:highlight w:val="yellow"/>
-          <w:lang w:eastAsia="ru-RU"/>
-        </w:rPr>
-        <w:t>_______________________________</w:t>
-      </w:r>
-      <w:r>
-        <w:rPr>
-          <w:rFonts w:ascii="Times New Roman" w:eastAsia="Times New Roman" w:hAnsi="Times New Roman" w:cs="Times New Roman"/>
-          <w:highlight w:val="yellow"/>
-          <w:u w:val="single"/>
-          <w:lang w:eastAsia="ru-RU"/>
-        </w:rPr>
-        <w:t>?</w:t>
-      </w:r>
-      <w:r>
-        <w:rPr>
-          <w:rFonts w:ascii="Times New Roman" w:eastAsia="Times New Roman" w:hAnsi="Times New Roman" w:cs="Times New Roman"/>
-          <w:highlight w:val="yellow"/>
-          <w:lang w:eastAsia="ru-RU"/>
-        </w:rPr>
-        <w:t>___________________________________________</w:t>
+        <w:t>Приступил к прохождению практики в</w:t>
+      </w:r>
+      <w:r>
+        <w:rPr>
+          <w:rFonts w:ascii="Times New Roman" w:eastAsia="Times New Roman" w:hAnsi="Times New Roman" w:cs="Times New Roman"/>
+          <w:lang w:eastAsia="ru-RU"/>
+        </w:rPr>
+        <w:br/>
+        <w:t>__________________</w:t>
+      </w:r>
+      <w:r>
+        <w:rPr>
+          <w:rFonts w:ascii="Times New Roman" w:eastAsia="Times New Roman" w:hAnsi="Times New Roman" w:cs="Times New Roman"/>
+          <w:lang w:eastAsia="ru-RU"/>
+        </w:rPr>
+        <w:t>_______</w:t>
+      </w:r>
+      <w:r>
+        <w:rPr>
+          <w:rFonts w:ascii="Times New Roman" w:eastAsia="Times New Roman" w:hAnsi="Times New Roman" w:cs="Times New Roman"/>
+          <w:lang w:eastAsia="ru-RU"/>
+        </w:rPr>
+        <w:t>_______</w:t>
+      </w:r>
+      <w:r>
+        <w:rPr>
+          <w:rFonts w:ascii="Times New Roman" w:eastAsia="Times New Roman" w:hAnsi="Times New Roman" w:cs="Times New Roman"/>
+          <w:u w:val="single"/>
+          <w:lang w:eastAsia="ru-RU"/>
+        </w:rPr>
+        <w:t>Отдел разработки</w:t>
+      </w:r>
+      <w:r>
+        <w:rPr>
+          <w:rFonts w:ascii="Times New Roman" w:eastAsia="Times New Roman" w:hAnsi="Times New Roman" w:cs="Times New Roman"/>
+          <w:lang w:eastAsia="ru-RU"/>
+        </w:rPr>
+        <w:t>_____</w:t>
+      </w:r>
+      <w:r>
+        <w:rPr>
+          <w:rFonts w:ascii="Times New Roman" w:eastAsia="Times New Roman" w:hAnsi="Times New Roman" w:cs="Times New Roman"/>
+          <w:lang w:eastAsia="ru-RU"/>
+        </w:rPr>
+        <w:t>________________________________</w:t>
       </w:r>
     </w:p>
     <w:p>
@@ -553,10 +564,9 @@
       <w:r>
         <w:rPr>
           <w:rFonts w:ascii="Times New Roman" w:eastAsia="Times New Roman" w:hAnsi="Times New Roman" w:cs="Times New Roman"/>
-          <w:highlight w:val="yellow"/>
-          <w:lang w:eastAsia="ru-RU"/>
-        </w:rPr>
-        <w:t>(№приказа или распоряжения)</w:t>
+          <w:lang w:eastAsia="ru-RU"/>
+        </w:rPr>
+        <w:br/>
       </w:r>
       <w:r>
         <w:rPr>
